--- a/downloads/documents/04 Units/Unit 01 - Nutrition and Wellness - Kitchen Skills and Smart Eating/Lesson 01.13 - Lab 2 Sheet Pan Nachos with a Label Discussion.docx
+++ b/downloads/documents/04 Units/Unit 01 - Nutrition and Wellness - Kitchen Skills and Smart Eating/Lesson 01.13 - Lab 2 Sheet Pan Nachos with a Label Discussion.docx
@@ -454,7 +454,7 @@
         <w:t xml:space="preserve"> </w:t>
       </w:r>
       <w:r>
-        <w:t xml:space="preserve">Tier 3 (FACS): sheet pan, drain, layer, trivet, oven mitt, sodium, percent daily value. See the unit vocabulary list for Turkish, Portuguese, and Spanish.</w:t>
+        <w:t xml:space="preserve">Tier 3 (FACS): sheet pan, drain, layer, trivet, oven mitt, sodium, percent daily value. See the unit vocabulary list for the Spanish column.</w:t>
       </w:r>
     </w:p>
     <w:p>
@@ -1760,7 +1760,7 @@
         <w:pStyle w:val="Compact"/>
       </w:pPr>
       <w:r>
-        <w:t xml:space="preserve">ELL: role cards have the tasks as numbered short lines with a picture in words for each; the station card has the same steps in Turkish, Portuguese, and Spanish on the back (see</w:t>
+        <w:t xml:space="preserve">ELL: role cards have the tasks as numbered short lines with a picture in words for each; the station card has the same steps in Spanish on the back (see</w:t>
       </w:r>
       <w:r>
         <w:t xml:space="preserve"> </w:t>

--- a/downloads/documents/04 Units/Unit 01 - Nutrition and Wellness - Kitchen Skills and Smart Eating/Lesson 01.13 - Lab 2 Sheet Pan Nachos with a Label Discussion.docx
+++ b/downloads/documents/04 Units/Unit 01 - Nutrition and Wellness - Kitchen Skills and Smart Eating/Lesson 01.13 - Lab 2 Sheet Pan Nachos with a Label Discussion.docx
@@ -766,7 +766,7 @@
         <w:pStyle w:val="BodyText"/>
       </w:pPr>
       <w:r>
-        <w:t xml:space="preserve">Day 2, the do now is the setup routine: wash hands, tie back hair, apron on, role card in hand, station check against the station card list (everything on the counter, nothing missing). The Head Chef reports</w:t>
+        <w:t xml:space="preserve">Day 2, the do now is the setup routine: hair back, sleeves up, wash hands, apron on, role card in hand, station check against the station card list (everything on the counter, nothing missing). The Head Chef reports</w:t>
       </w:r>
       <w:r>
         <w:t xml:space="preserve"> </w:t>

--- a/downloads/documents/04 Units/Unit 01 - Nutrition and Wellness - Kitchen Skills and Smart Eating/Lesson 01.13 - Lab 2 Sheet Pan Nachos with a Label Discussion.docx
+++ b/downloads/documents/04 Units/Unit 01 - Nutrition and Wellness - Kitchen Skills and Smart Eating/Lesson 01.13 - Lab 2 Sheet Pan Nachos with a Label Discussion.docx
@@ -71,7 +71,7 @@
         <w:t xml:space="preserve"> </w:t>
       </w:r>
       <w:r>
-        <w:t xml:space="preserve">2 class periods of 40 minutes (Day 1 prep and label math; Day 2 the lab)</w:t>
+        <w:t xml:space="preserve">2 class periods of 40 minutes (Day 1 the Label Reading Quiz, prep, and label math; Day 2 the lab)</w:t>
       </w:r>
       <w:r>
         <w:t xml:space="preserve"> </w:t>
@@ -382,7 +382,7 @@
         <w:pStyle w:val="Compact"/>
       </w:pPr>
       <w:r>
-        <w:t xml:space="preserve">(Mid: apply) Working in a team of about seven with the 40-minute flowchart, prepare and serve sheet pan nachos with a salsa bar, following safety and sanitation procedures, with every role completed and the station passing the end check.</w:t>
+        <w:t xml:space="preserve">(Mid: apply) Working in a team of about seven in the eight course lab roles with the 40-minute flowchart, prepare and serve sheet pan nachos with a salsa bar, following safety and sanitation procedures, with every role completed and the station passing the end check.</w:t>
       </w:r>
     </w:p>
     <w:p>
@@ -568,7 +568,10 @@
         <w:t xml:space="preserve">Handout 01.13 - Role Cards Lab 2.md</w:t>
       </w:r>
       <w:r>
-        <w:t xml:space="preserve">,</w:t>
+        <w:t xml:space="preserve"> </w:t>
+      </w:r>
+      <w:r>
+        <w:t xml:space="preserve">(the same eight roles as Lab 1: Station Manager, Head Cook, Second Cook, Prep Cook, Helper Cook, Toppings Chief, Plate Builder, Time Keeper),</w:t>
       </w:r>
       <w:r>
         <w:t xml:space="preserve"> </w:t>
@@ -589,6 +592,30 @@
         <w:pStyle w:val="Compact"/>
       </w:pPr>
       <w:r>
+        <w:t xml:space="preserve">Day 1:</w:t>
+      </w:r>
+      <w:r>
+        <w:t xml:space="preserve"> </w:t>
+      </w:r>
+      <w:r>
+        <w:rPr>
+          <w:rStyle w:val="VerbatimChar"/>
+        </w:rPr>
+        <w:t xml:space="preserve">Assessment 01.3 - Label Reading Quiz.md</w:t>
+      </w:r>
+      <w:r>
+        <w:t xml:space="preserve">, one per student, and a calculator per student</w:t>
+      </w:r>
+    </w:p>
+    <w:p>
+      <w:pPr>
+        <w:numPr>
+          <w:ilvl w:val="0"/>
+          <w:numId w:val="1003"/>
+        </w:numPr>
+        <w:pStyle w:val="Compact"/>
+      </w:pPr>
+      <w:r>
         <w:t xml:space="preserve">The four empty packages (chip bag, cheese bag, bean can, corn can) with their Nutrition Facts panels, for the label task (the handout also prints the numbers)</w:t>
       </w:r>
     </w:p>
@@ -698,7 +725,7 @@
         <w:pStyle w:val="FirstParagraph"/>
       </w:pPr>
       <w:r>
-        <w:t xml:space="preserve">The Kitchen Safety Exam (Topic 1.1) is the gate; nobody cooks without a pass on file. The Lab 1 rubric scores (Lesson 1.8) tell you which teams were slow on cleanup; give those teams the strongest Sanitation Lead. The Lesson 1.11 Day 2 exit tickets and the Spot the Trick handouts tell you who can do percent daily value math; seat one strong label reader at each station as the Label Reader. The Label Reading Quiz comes after this lab, in the first 15 minutes of the next period (see</w:t>
+        <w:t xml:space="preserve">The Kitchen Safety Exam (Topic 1.1) is the gate; nobody cooks without a pass on file. The Lab 1 rubric scores (Lesson 1.8) tell you which teams were slow on cleanup; give those teams the strongest Station Manager. The Lesson 1.11 Day 2 exit tickets and the Spot the Trick handouts tell you who can do percent daily value math; seat one strong label reader at each station as the Toppings Chief, who leads the label math. The Label Reading Quiz opens Day 1 of this lesson (the first 15 minutes, before the lab prep; see</w:t>
       </w:r>
       <w:r>
         <w:t xml:space="preserve"> </w:t>
@@ -710,16 +737,16 @@
         <w:t xml:space="preserve">Assessment 01.3 - Label Reading Quiz.md</w:t>
       </w:r>
       <w:r>
-        <w:t xml:space="preserve">).</w:t>
+        <w:t xml:space="preserve">), the same ticket-in pattern as the performance check on Lab 1 Day 1.</w:t>
       </w:r>
     </w:p>
     <w:p>
       <w:pPr>
         <w:pStyle w:val="Heading2"/>
       </w:pPr>
-      <w:bookmarkStart w:id="28" w:name="X00f5b799c918cad050b7f68e87d1e0be99be0ea"/>
-      <w:r>
-        <w:t xml:space="preserve">Do now and hook (Time: Day 1, 5 min; Day 2, 5 min)</w:t>
+      <w:bookmarkStart w:id="28" w:name="Xa7e54d8855675d06426cf08870ddb98efa0ea76"/>
+      <w:r>
+        <w:t xml:space="preserve">Do now and hook (Time: Day 1, 15 min; Day 2, 5 min)</w:t>
       </w:r>
       <w:bookmarkEnd w:id="28"/>
     </w:p>
@@ -728,7 +755,16 @@
         <w:pStyle w:val="FirstParagraph"/>
       </w:pPr>
       <w:r>
-        <w:t xml:space="preserve">Day 1, on the board:</w:t>
+        <w:t xml:space="preserve">Day 1, the do now is the Label Reading Quiz (</w:t>
+      </w:r>
+      <w:r>
+        <w:rPr>
+          <w:rStyle w:val="VerbatimChar"/>
+        </w:rPr>
+        <w:t xml:space="preserve">Assessment 01.3 - Label Reading Quiz.md</w:t>
+      </w:r>
+      <w:r>
+        <w:t xml:space="preserve">): calculator out, fifteen minutes, collected at minute 15. It is the Topic 1.3 grade and the ticket into the lab, the way the performance check opened Lab 1. A student who finishes early turns the quiz over and writes the nacho steps in order, as many as they can. Then the hook: show the 40-minute flowchart on the slide.</w:t>
       </w:r>
       <w:r>
         <w:t xml:space="preserve"> </w:t>
@@ -737,36 +773,18 @@
         <w:t xml:space="preserve">“</w:t>
       </w:r>
       <w:r>
-        <w:t xml:space="preserve">You are making nachos for seven people in 40 minutes with no knives. Write the steps in order, as many as you can.</w:t>
+        <w:t xml:space="preserve">Here is the real order. Tomorrow you cook it. Today you learn your job, and you find out how much salt is in it before you eat it.</w:t>
       </w:r>
       <w:r>
         <w:t xml:space="preserve">”</w:t>
       </w:r>
-      <w:r>
-        <w:t xml:space="preserve"> </w:t>
-      </w:r>
-      <w:r>
-        <w:t xml:space="preserve">Debrief: take one step from each of four students and write them in a column. The hook: show the 40-minute flowchart on the slide.</w:t>
-      </w:r>
-      <w:r>
-        <w:t xml:space="preserve"> </w:t>
-      </w:r>
-      <w:r>
-        <w:t xml:space="preserve">“</w:t>
-      </w:r>
-      <w:r>
-        <w:t xml:space="preserve">Here is the real order. Tomorrow you cook it. Today you learn your job, and you find out how much salt is in it before you eat it.</w:t>
-      </w:r>
-      <w:r>
-        <w:t xml:space="preserve">”</w:t>
-      </w:r>
     </w:p>
     <w:p>
       <w:pPr>
         <w:pStyle w:val="BodyText"/>
       </w:pPr>
       <w:r>
-        <w:t xml:space="preserve">Day 2, the do now is the setup routine: hair back, sleeves up, wash hands, apron on, role card in hand, station check against the station card list (everything on the counter, nothing missing). The Head Chef reports</w:t>
+        <w:t xml:space="preserve">Day 2, the do now is the setup routine: hair back, sleeves up, wash hands, apron on, role card in hand, station check against the station card list (everything on the counter, nothing missing). The Head Cook reads the card aloud and the Station Manager reports</w:t>
       </w:r>
       <w:r>
         <w:t xml:space="preserve"> </w:t>
@@ -817,7 +835,13 @@
         <w:rPr>
           <w:b/>
         </w:rPr>
-        <w:t xml:space="preserve">Day 1: prep, roles, and the label task</w:t>
+        <w:t xml:space="preserve">Day 1: the quiz, roles, and the label task</w:t>
+      </w:r>
+      <w:r>
+        <w:t xml:space="preserve"> </w:t>
+      </w:r>
+      <w:r>
+        <w:t xml:space="preserve">(the quiz is the do now above)</w:t>
       </w:r>
     </w:p>
     <w:tbl>
@@ -924,7 +948,7 @@
               <w:jc w:val="left"/>
             </w:pPr>
             <w:r>
-              <w:t xml:space="preserve">Assign teams (about seven per station) and hand out role cards: Head Chef, Sous Chef, Prep Cook, Sanitation Lead, Label Reader, Runner, Timekeeper and Safety Officer. Walk the station card step by step on the slide, naming which role does each step. Say the two oven rules and have the class repeat them.</w:t>
+              <w:t xml:space="preserve">Assign teams (about seven per station) and hand out the role cards, the same eight roles as Lab 1 with the nacho jobs on them: Station Manager, Head Cook, Second Cook, Prep Cook, Helper Cook, Toppings Chief, Plate Builder, Time Keeper (at seven students, the Station Manager keeps time). Walk the station card step by step on the slide, naming which role does each step. Say the two oven rules and have the class repeat them.</w:t>
             </w:r>
           </w:p>
         </w:tc>
@@ -946,7 +970,7 @@
               <w:jc w:val="left"/>
             </w:pPr>
             <w:r>
-              <w:t xml:space="preserve">8 min</w:t>
+              <w:t xml:space="preserve">7 min</w:t>
             </w:r>
           </w:p>
         </w:tc>
@@ -970,29 +994,29 @@
               <w:jc w:val="left"/>
             </w:pPr>
             <w:r>
-              <w:t xml:space="preserve">Show the salsa bar layout. Explain the cold rule from Lesson 1.2: salsa and sour cream stay in the refrigerator until the pans go in the oven, and the Runner brings them to the bar then. Agree on the traffic pattern: one station at the bar at a time, Runner serves, plates come to the bar, not the bar to the plates.</w:t>
-            </w:r>
-          </w:p>
-        </w:tc>
-        <w:tc>
-          <w:p>
-            <w:pPr>
-              <w:pStyle w:val="Compact"/>
-              <w:jc w:val="left"/>
-            </w:pPr>
-            <w:r>
-              <w:t xml:space="preserve">Runners draw the traffic pattern on the back of the station card. Everyone writes the cold rule under the salsa bar box.</w:t>
-            </w:r>
-          </w:p>
-        </w:tc>
-        <w:tc>
-          <w:p>
-            <w:pPr>
-              <w:pStyle w:val="Compact"/>
-              <w:jc w:val="left"/>
-            </w:pPr>
-            <w:r>
-              <w:t xml:space="preserve">4 min</w:t>
+              <w:t xml:space="preserve">Show the salsa bar layout. Explain the cold rule from Lesson 1.2: salsa and sour cream stay in the refrigerator until the pans go in the oven, and the Plate Builder brings them to the bar then. Agree on the traffic pattern: one station at the bar at a time, Plate Builder serves, plates come to the bar, not the bar to the plates.</w:t>
+            </w:r>
+          </w:p>
+        </w:tc>
+        <w:tc>
+          <w:p>
+            <w:pPr>
+              <w:pStyle w:val="Compact"/>
+              <w:jc w:val="left"/>
+            </w:pPr>
+            <w:r>
+              <w:t xml:space="preserve">Plate Builders draw the traffic pattern on the back of the station card. Everyone writes the cold rule under the salsa bar box.</w:t>
+            </w:r>
+          </w:p>
+        </w:tc>
+        <w:tc>
+          <w:p>
+            <w:pPr>
+              <w:pStyle w:val="Compact"/>
+              <w:jc w:val="left"/>
+            </w:pPr>
+            <w:r>
+              <w:t xml:space="preserve">2 min</w:t>
             </w:r>
           </w:p>
         </w:tc>
@@ -1016,29 +1040,29 @@
               <w:jc w:val="left"/>
             </w:pPr>
             <w:r>
-              <w:t xml:space="preserve">Hand out the four packages and the Nacho Label Math handout. Task, led by the Label Reader with the whole team computing: for each ingredient, find the serving size and the sodium per serving; multiply by the servings the station uses (chips 13, cheese 4, beans 1.75, corn 1); add the four to get the sodium in the whole pan; divide by 7 for one person’s share; add 2 tablespoons of salsa and 2 of sour cream; compare to the daily value of 2,300 mg. Model the first line (chips) on the board. Circulate.</w:t>
-            </w:r>
-          </w:p>
-        </w:tc>
-        <w:tc>
-          <w:p>
-            <w:pPr>
-              <w:pStyle w:val="Compact"/>
-              <w:jc w:val="left"/>
-            </w:pPr>
-            <w:r>
-              <w:t xml:space="preserve">Read four real labels. Fill the table. Compute the pan total, the per-person share, and the percent of a day. Answer the judgment question: often or sometimes, with the number.</w:t>
-            </w:r>
-          </w:p>
-        </w:tc>
-        <w:tc>
-          <w:p>
-            <w:pPr>
-              <w:pStyle w:val="Compact"/>
-              <w:jc w:val="left"/>
-            </w:pPr>
-            <w:r>
-              <w:t xml:space="preserve">15 min</w:t>
+              <w:t xml:space="preserve">Hand out the four packages and the Nacho Label Math handout. Model the chips line on the board (serving size, sodium per serving, times the 13 servings the station uses). Assign one remaining ingredient per station: Station 1 cheese (4 servings), Station 2 beans (1.75), Station 3 corn (1). Each station’s Toppings Chief reads that label aloud and the whole team computes its line; take the three numbers and write all four lines on the board. Then everyone: add the four to get the sodium in the whole pan; divide by 7 for one person’s share; add 2 tablespoons of salsa and 2 of sour cream; compare to the daily value of 2,300 mg. Circulate.</w:t>
+            </w:r>
+          </w:p>
+        </w:tc>
+        <w:tc>
+          <w:p>
+            <w:pPr>
+              <w:pStyle w:val="Compact"/>
+              <w:jc w:val="left"/>
+            </w:pPr>
+            <w:r>
+              <w:t xml:space="preserve">Read the station’s label. Compute the station’s line and report it. Copy the other three lines from the board. Compute the pan total, the per-person share, and the percent of a day. Answer the judgment question: often or sometimes, with the number.</w:t>
+            </w:r>
+          </w:p>
+        </w:tc>
+        <w:tc>
+          <w:p>
+            <w:pPr>
+              <w:pStyle w:val="Compact"/>
+              <w:jc w:val="left"/>
+            </w:pPr>
+            <w:r>
+              <w:t xml:space="preserve">10 min</w:t>
             </w:r>
           </w:p>
         </w:tc>
@@ -1073,23 +1097,31 @@
               <w:jc w:val="left"/>
             </w:pPr>
             <w:r>
-              <w:t xml:space="preserve">Reporters give the number. Class votes often or sometimes. Timekeepers read the two oven rules aloud.</w:t>
-            </w:r>
-          </w:p>
-        </w:tc>
-        <w:tc>
-          <w:p>
-            <w:pPr>
-              <w:pStyle w:val="Compact"/>
-              <w:jc w:val="left"/>
-            </w:pPr>
-            <w:r>
-              <w:t xml:space="preserve">4 min</w:t>
+              <w:t xml:space="preserve">Toppings Chiefs give the number. Class votes often or sometimes. Time Keepers read the two oven rules aloud.</w:t>
+            </w:r>
+          </w:p>
+        </w:tc>
+        <w:tc>
+          <w:p>
+            <w:pPr>
+              <w:pStyle w:val="Compact"/>
+              <w:jc w:val="left"/>
+            </w:pPr>
+            <w:r>
+              <w:t xml:space="preserve">3 min</w:t>
             </w:r>
           </w:p>
         </w:tc>
       </w:tr>
     </w:tbl>
+    <w:p>
+      <w:pPr>
+        <w:pStyle w:val="BodyText"/>
+      </w:pPr>
+      <w:r>
+        <w:t xml:space="preserve">Day 1 timing: 15 (quiz) + 7 + 2 + 10 + 3 + 3 (closure) = 40 minutes.</w:t>
+      </w:r>
+    </w:p>
     <w:p>
       <w:pPr>
         <w:pStyle w:val="BodyText"/>
@@ -1234,7 +1266,7 @@
               <w:jc w:val="left"/>
             </w:pPr>
             <w:r>
-              <w:t xml:space="preserve">Sous Chef lines the pan with foil and spreads the chips in an even layer. Runner brings the chips and cheese from the supply table. Prep Cook is at the sink.</w:t>
+              <w:t xml:space="preserve">Second Cook lines the pan with foil and spreads the chips in an even layer. Helper Cook brings the chips and cheese from the supply table. Toppings Chief measures the cheese. Prep Cook is at the sink.</w:t>
             </w:r>
           </w:p>
         </w:tc>
@@ -1280,7 +1312,7 @@
               <w:jc w:val="left"/>
             </w:pPr>
             <w:r>
-              <w:t xml:space="preserve">Prep Cook drains and rinses beans, drains corn. Sous Chef spreads beans and corn, then cheese. Head Chef checks the pan against the station card and calls</w:t>
+              <w:t xml:space="preserve">Prep Cook drains and rinses beans, drains corn. Second Cook spreads beans and corn; Toppings Chief adds the cheese edge to edge. Head Cook checks the pan against the station card and calls</w:t>
             </w:r>
             <w:r>
               <w:t xml:space="preserve"> </w:t>
@@ -1298,7 +1330,7 @@
               <w:t xml:space="preserve"> </w:t>
             </w:r>
             <w:r>
-              <w:t xml:space="preserve">Sanitation Lead wipes the counter and clears the cans.</w:t>
+              <w:t xml:space="preserve">Station Manager wipes spills; Helper Cook rinses the cans and recycles them.</w:t>
             </w:r>
           </w:p>
         </w:tc>
@@ -1344,7 +1376,7 @@
               <w:jc w:val="left"/>
             </w:pPr>
             <w:r>
-              <w:t xml:space="preserve">Runner and one other bring salsa and sour cream from the refrigerator to the bar. Everyone else sits at home base for the label discussion. Label Reader speaks for the station. Timekeeper watches the clock and calls</w:t>
+              <w:t xml:space="preserve">Plate Builder and Helper Cook bring salsa and sour cream from the refrigerator to the bar. Everyone else sits at home base for the label discussion. Toppings Chief speaks for the station. Time Keeper (at seven, the Station Manager) watches the clock and calls</w:t>
             </w:r>
             <w:r>
               <w:t xml:space="preserve"> </w:t>
@@ -1420,7 +1452,7 @@
               <w:jc w:val="left"/>
             </w:pPr>
             <w:r>
-              <w:t xml:space="preserve">Head Chef portions with the spatula, about one seventh per plate. Runner takes the station’s plates to the bar and serves salsa and sour cream (2 tablespoons each is a serving). Sanitation Lead starts the wash water.</w:t>
+              <w:t xml:space="preserve">Time Keeper counts the trivet minute. Head Cook portions with the spatula, about one seventh per plate. Plate Builder takes the station’s plates to the bar and serves salsa and sour cream (2 tablespoons each is a serving). Station Manager starts the wash water.</w:t>
             </w:r>
           </w:p>
         </w:tc>
@@ -1651,9 +1683,9 @@
       <w:pPr>
         <w:pStyle w:val="Heading2"/>
       </w:pPr>
-      <w:bookmarkStart w:id="32" w:name="closure-time-day-1-4-min-day-2-4-min"/>
-      <w:r>
-        <w:t xml:space="preserve">Closure (Time: Day 1, 4 min; Day 2, 4 min)</w:t>
+      <w:bookmarkStart w:id="32" w:name="closure-time-day-1-3-min-day-2-4-min"/>
+      <w:r>
+        <w:t xml:space="preserve">Closure (Time: Day 1, 3 min; Day 2, 4 min)</w:t>
       </w:r>
       <w:bookmarkEnd w:id="32"/>
     </w:p>
@@ -1708,7 +1740,7 @@
         <w:pStyle w:val="BodyText"/>
       </w:pPr>
       <w:r>
-        <w:t xml:space="preserve">Day 2: clean up and station check (minutes 36 to 40). Sanitation Lead runs the list on the station card: pan washed and dried, foil in the trash, counter sprayed and wiped, sink empty, mitts and trivet back, chairs in. Head Chef reports</w:t>
+        <w:t xml:space="preserve">Day 2: clean up and station check (minutes 36 to 40). Station Manager runs the list on the station card by clean-up zone: pan washed and dried, foil in the trash, counter sprayed and wiped, sink empty, mitts and trivet back, chairs in. Station Manager reports</w:t>
       </w:r>
       <w:r>
         <w:t xml:space="preserve"> </w:t>
@@ -1760,7 +1792,7 @@
         <w:pStyle w:val="Compact"/>
       </w:pPr>
       <w:r>
-        <w:t xml:space="preserve">ELL: role cards have the tasks as numbered short lines with a picture in words for each; the station card has the same steps in Spanish on the back (see</w:t>
+        <w:t xml:space="preserve">ELL: role cards have the tasks as numbered short lines with a picture in words for each; the station card’s steps are short numbered lines with the Tier 3 words in</w:t>
       </w:r>
       <w:r>
         <w:t xml:space="preserve"> </w:t>
@@ -1772,7 +1804,10 @@
         <w:t xml:space="preserve">Vocabulary 01.md</w:t>
       </w:r>
       <w:r>
-        <w:t xml:space="preserve">); the oven rules are two pictures on the slide; pair each ELL student with a partner in a linked role (Sous Chef with Prep Cook).</w:t>
+        <w:t xml:space="preserve"> </w:t>
+      </w:r>
+      <w:r>
+        <w:t xml:space="preserve">(a Spanish version of the steps and the two oven rules goes on the back of the card once the ENL teacher or a bilingual colleague has translated them); the oven rules are two pictures on the slide; pair each ELL student with a partner in a linked role (Second Cook with Prep Cook).</w:t>
       </w:r>
     </w:p>
     <w:p>
@@ -1784,7 +1819,7 @@
         <w:pStyle w:val="Compact"/>
       </w:pPr>
       <w:r>
-        <w:t xml:space="preserve">IEP and 504 (general): a student who cannot stand for the whole period is the Label Reader or the Timekeeper at home base; the label math handout has the multiplication written as a fill-in with the servings already in the box; a calculator at every station; a student with a sensory issue around heat stays away from the trivet and plates last.</w:t>
+        <w:t xml:space="preserve">IEP and 504 (general): a student who cannot stand for the whole period is the Toppings Chief or the Time Keeper at home base; the label math handout has the multiplication written as a fill-in with the servings already in the box; a calculator at every station; a student with a sensory issue around heat stays away from the trivet and plates last.</w:t>
       </w:r>
     </w:p>
     <w:p>
@@ -1808,7 +1843,7 @@
         <w:pStyle w:val="Compact"/>
       </w:pPr>
       <w:r>
-        <w:t xml:space="preserve">Grade 8 stretch: compute the pan total for calories and saturated fat too, and rewrite the recipe with one swap (low sodium beans, reduced fat cheese, or half the chips) with the new per-person number; on Day 2, the Head Chef at a grade 8 station also plates one</w:t>
+        <w:t xml:space="preserve">Grade 8 stretch: compute the pan total for calories and saturated fat too, and rewrite the recipe with one swap (low sodium beans, reduced fat cheese, or half the chips) with the new per-person number; on Day 2, the Head Cook at a grade 8 station also plates one</w:t>
       </w:r>
       <w:r>
         <w:t xml:space="preserve"> </w:t>
@@ -1838,7 +1873,7 @@
         <w:pStyle w:val="Compact"/>
       </w:pPr>
       <w:r>
-        <w:t xml:space="preserve">UDL checkpoint used: multiple means of action and expression (seven roles so every student has a physical task that fits them) and multiple means of representation (the flowchart as a slide, a station card, and a timer the teacher calls aloud).</w:t>
+        <w:t xml:space="preserve">UDL checkpoint used: multiple means of action and expression (eight roles so every student has a physical task that fits them) and multiple means of representation (the flowchart as a slide, a station card, and a timer the teacher calls aloud).</w:t>
       </w:r>
     </w:p>
     <w:p>
@@ -1865,7 +1900,7 @@
         <w:t xml:space="preserve">”</w:t>
       </w:r>
       <w:r>
-        <w:t xml:space="preserve">: each team gets the Nutrient Sort Cards plus six nacho ingredient cards (chips, cheese, beans, corn, salsa, sour cream) with the label numbers on the back. Teams build the plate, compute the sodium for the plate exactly as on Day 1, then rebuild it with two swaps to bring the sodium under 400 mg per person while keeping at least three MyPlate groups on the plate. The Sanitation Lead’s job becomes the recorder. If a microwave is available, a single microwave version works: chips, beans, corn, and cheese on a paper plate for 45 seconds, one plate per team, teacher at the microwave.</w:t>
+        <w:t xml:space="preserve">: each team gets the Nutrient Sort Cards plus six nacho ingredient cards (chips, cheese, beans, corn, salsa, sour cream) with the label numbers on the back. Teams build the plate, compute the sodium for the plate exactly as on Day 1, then rebuild it with two swaps to bring the sodium under 400 mg per person while keeping at least three MyPlate groups on the plate. The Station Manager’s job becomes the recorder. If a microwave is available, a single microwave version works: chips, beans, corn, and cheese on a paper plate for 45 seconds, one plate per team, teacher at the microwave.</w:t>
       </w:r>
     </w:p>
     <w:p>
@@ -2050,7 +2085,7 @@
               <w:jc w:val="left"/>
             </w:pPr>
             <w:r>
-              <w:t xml:space="preserve">Summative; Lab 2 rubric, row 2, scored on the clipboard during the lab</w:t>
+              <w:t xml:space="preserve">Summative; Lab 2 rubric, rows 2 and 4, scored on the clipboard during the lab</w:t>
             </w:r>
           </w:p>
         </w:tc>
@@ -2287,51 +2322,51 @@
               <w:jc w:val="left"/>
             </w:pPr>
             <w:r>
-              <w:t xml:space="preserve">2. Safe teamwork and a clean station</w:t>
-            </w:r>
-          </w:p>
-        </w:tc>
-        <w:tc>
-          <w:p>
-            <w:pPr>
-              <w:pStyle w:val="Compact"/>
-              <w:jc w:val="left"/>
-            </w:pPr>
-            <w:r>
-              <w:t xml:space="preserve">Skipped role tasks, or a safety or sanitation step was missed (hands, hair, hot pan, sink), or the station failed the end check</w:t>
-            </w:r>
-          </w:p>
-        </w:tc>
-        <w:tc>
-          <w:p>
-            <w:pPr>
-              <w:pStyle w:val="Compact"/>
-              <w:jc w:val="left"/>
-            </w:pPr>
-            <w:r>
-              <w:t xml:space="preserve">Did most role tasks; one reminder on safety or sanitation; station passed the check late</w:t>
-            </w:r>
-          </w:p>
-        </w:tc>
-        <w:tc>
-          <w:p>
-            <w:pPr>
-              <w:pStyle w:val="Compact"/>
-              <w:jc w:val="left"/>
-            </w:pPr>
-            <w:r>
-              <w:t xml:space="preserve">Did every role task, kept every safety and sanitation step, station passed the end check on time</w:t>
-            </w:r>
-          </w:p>
-        </w:tc>
-        <w:tc>
-          <w:p>
-            <w:pPr>
-              <w:pStyle w:val="Compact"/>
-              <w:jc w:val="left"/>
-            </w:pPr>
-            <w:r>
-              <w:t xml:space="preserve">Did every role task, helped another role without being asked, station passed the check early with the counter and sink spotless</w:t>
+              <w:t xml:space="preserve">2. Role tasks and teamwork</w:t>
+            </w:r>
+          </w:p>
+        </w:tc>
+        <w:tc>
+          <w:p>
+            <w:pPr>
+              <w:pStyle w:val="Compact"/>
+              <w:jc w:val="left"/>
+            </w:pPr>
+            <w:r>
+              <w:t xml:space="preserve">Skipped role tasks or left them for a teammate to do, or the station was not reset on time</w:t>
+            </w:r>
+          </w:p>
+        </w:tc>
+        <w:tc>
+          <w:p>
+            <w:pPr>
+              <w:pStyle w:val="Compact"/>
+              <w:jc w:val="left"/>
+            </w:pPr>
+            <w:r>
+              <w:t xml:space="preserve">Did most role tasks; needed one reminder to do a task or to pass a teammate what they needed; station reset late</w:t>
+            </w:r>
+          </w:p>
+        </w:tc>
+        <w:tc>
+          <w:p>
+            <w:pPr>
+              <w:pStyle w:val="Compact"/>
+              <w:jc w:val="left"/>
+            </w:pPr>
+            <w:r>
+              <w:t xml:space="preserve">Did every role task on time, passed teammates what they needed without being asked, station reset on time</w:t>
+            </w:r>
+          </w:p>
+        </w:tc>
+        <w:tc>
+          <w:p>
+            <w:pPr>
+              <w:pStyle w:val="Compact"/>
+              <w:jc w:val="left"/>
+            </w:pPr>
+            <w:r>
+              <w:t xml:space="preserve">Did every role task, helped another role without being asked, station reset early</w:t>
             </w:r>
           </w:p>
         </w:tc>
@@ -2495,7 +2530,7 @@
         <w:pStyle w:val="BodyText"/>
       </w:pPr>
       <w:r>
-        <w:t xml:space="preserve">How to use: score rows 2 and 4 on the clipboard during Day 2; score rows 1 and 3 from the Day 1 exit line and the handout after class. Write one line in the notes box for the next lab (what this student should try next). A safety violation is a 1 on row 4 and a zero for that lab’s participation, per the grading plan, and a conversation.</w:t>
+        <w:t xml:space="preserve">How to use: score rows 2 and 4 on the clipboard during Day 2 (row 2 is the role tasks and teamwork; every safety and sanitation step is scored on row 4 only, so a missed step costs a student once); score rows 1 and 3 from the Day 1 exit line and the handout after class. Write one line in the notes box for the next lab (what this student should try next). A safety violation is a 1 on row 4 and a zero for that lab’s participation, per the grading plan, and a conversation.</w:t>
       </w:r>
     </w:p>
     <w:p>
@@ -2725,7 +2760,7 @@
         <w:pStyle w:val="Compact"/>
       </w:pPr>
       <w:r>
-        <w:t xml:space="preserve">If Day 1 runs short, cut Step 2 (the salsa bar plan) to one minute and let the Runners figure out the traffic pattern on Day 2 with you at the bar. Never cut Step 3; the label math is Objective 3 and the rubric row.</w:t>
+        <w:t xml:space="preserve">If Day 1 runs short, cut Step 2 (the salsa bar plan) to one minute and let the Plate Builders figure out the traffic pattern on Day 2 with you at the bar. Never cut the quiz or Step 3; the quiz is the Topic 1.3 grade and the label math is Objective 3 and the rubric row.</w:t>
       </w:r>
     </w:p>
     <w:p>
@@ -2737,7 +2772,7 @@
         <w:pStyle w:val="Compact"/>
       </w:pPr>
       <w:r>
-        <w:t xml:space="preserve">If Day 2 runs short, the bake is fixed at 8 to 10 minutes; the only place to save time is plating. Have the Runners pre-set plates at the bar during the bake.</w:t>
+        <w:t xml:space="preserve">If Day 2 runs short, the bake is fixed at 8 to 10 minutes; the only place to save time is plating. Have the Plate Builders line up the plates during the bake.</w:t>
       </w:r>
     </w:p>
     <w:p>
@@ -2845,7 +2880,7 @@
         <w:pStyle w:val="Compact"/>
       </w:pPr>
       <w:r>
-        <w:t xml:space="preserve">Keep the four empty packages. They are the Label Reading Quiz review set and one of the stations in Lesson 1.16 (unit price).</w:t>
+        <w:t xml:space="preserve">Keep the four empty packages. They are the review set for anyone retaking the Label Reading Quiz and one of the stations in Lesson 1.16 (unit price).</w:t>
       </w:r>
     </w:p>
     <w:sectPr>
